--- a/testakten/robotikrecht-roboterflotte-vellbruck-muenchen/40_regress_lieferkette.docx
+++ b/testakten/robotikrecht-roboterflotte-vellbruck-muenchen/40_regress_lieferkette.docx
@@ -37,7 +37,7 @@
         <w:jc w:val="left"/>
       </w:pPr>
       <w:r>
-        <w:t>Dieses Aktenstück betrifft Sensor, Cloud, Wartung. Es ist nicht abschließend freigegeben. Die technische Seite spricht in Versionen, Tickets und Parametern; die rechtliche Seite muss daraus Rollen, Zweckbestimmung, Pflichtenkreis und Beweisrisiko bilden.</w:t>
+        <w:t>Dieser Vermerk bereitet die Regressansprüche in der Lieferkette vor: gegen den Sensorlieferanten OptiSense, den Wartungspartner Schärlein Automation und den Cloud-Modelllieferanten.</w:t>
       </w:r>
     </w:p>
     <w:p>
@@ -56,13 +56,7 @@
         <w:pStyle w:val="ListBullet"/>
       </w:pPr>
       <w:r>
-        <w:rPr>
-          <w:b/>
-        </w:rPr>
-        <w:t>Sensor:</w:t>
-      </w:r>
-      <w:r>
-        <w:t xml:space="preserve"> Die Akte enthält hierzu widersprüchliche Hinweise. Für die rechtliche Bewertung muss geklärt werden, ob die Aussage aus Vertrag, Anleitung, Produktakte, Marketing, Logdaten oder nachträglicher Krisenkommunikation stammt.</w:t>
+        <w:t>Sensor: Ein Sensorfehler ist bislang Hypothese; die Loglücke und die fehlende Kalibrierung erschweren den Nachweis in beide Richtungen.</w:t>
       </w:r>
     </w:p>
     <w:p>
@@ -70,13 +64,7 @@
         <w:pStyle w:val="ListBullet"/>
       </w:pPr>
       <w:r>
-        <w:rPr>
-          <w:b/>
-        </w:rPr>
-        <w:t>Cloud:</w:t>
-      </w:r>
-      <w:r>
-        <w:t xml:space="preserve"> Die Akte enthält hierzu widersprüchliche Hinweise. Für die rechtliche Bewertung muss geklärt werden, ob die Aussage aus Vertrag, Anleitung, Produktakte, Marketing, Logdaten oder nachträglicher Krisenkommunikation stammt.</w:t>
+        <w:t>Cloud: Der Modelllieferant haftet nach seinem Vertrag nur für grobe Fahrlässigkeit; ein Zusammenhang zwischen Modellverhalten und Kollision ist derzeit nicht ersichtlich.</w:t>
       </w:r>
     </w:p>
     <w:p>
@@ -84,13 +72,7 @@
         <w:pStyle w:val="ListBullet"/>
       </w:pPr>
       <w:r>
-        <w:rPr>
-          <w:b/>
-        </w:rPr>
-        <w:t>Wartung:</w:t>
-      </w:r>
-      <w:r>
-        <w:t xml:space="preserve"> Die Akte enthält hierzu widersprüchliche Hinweise. Für die rechtliche Bewertung muss geklärt werden, ob die Aussage aus Vertrag, Anleitung, Produktakte, Marketing, Logdaten oder nachträglicher Krisenkommunikation stammt.</w:t>
+        <w:t>Wartung: Die Pflichtverletzungen von Schärlein sind dokumentiert; streitig wird die Kausalität für den Unfall sein.</w:t>
       </w:r>
     </w:p>
     <w:p>
@@ -109,7 +91,7 @@
         <w:jc w:val="left"/>
       </w:pPr>
       <w:r>
-        <w:t>Die Unterlage ist bewusst nicht glatt: Vertrieb, Technik, Datenschutz, Qualitätssicherung und Geschäftsführung verwenden nicht immer dieselben Produktnamen. Gerade daraus entsteht das juristische Problem, weil Zweckbestimmung, tatsächliche Nutzung, Werbeaussage und Updatepraxis auseinanderlaufen.</w:t>
+        <w:t>Gegen Schärlein sprechen die ausgefallenen Wartungen, die fehlende Q2-Kalibrierung und die nicht zugeordneten Remotesitzungen; gegen OptiSense käme ein Regress nur bei nachgewiesenem Sensorfehler in Betracht.</w:t>
       </w:r>
     </w:p>
     <w:p>
@@ -117,23 +99,7 @@
         <w:jc w:val="left"/>
       </w:pPr>
       <w:r>
-        <w:t>Für die rechtliche Bewertung müssen die technischen Annahmen jeweils mit der Produktakte abgeglichen werden. Eine Risikobeurteilung, die nur den Laborzustand beschreibt, trägt den Pilotbetrieb im Lager oder im Pflegezimmer nicht automatisch.</w:t>
-      </w:r>
-    </w:p>
-    <w:p>
-      <w:pPr>
-        <w:jc w:val="left"/>
-      </w:pPr>
-      <w:r>
-        <w:t>Die Akte enthält mehrere Spuren, die sich gegenseitig widersprechen: Der Betreiber spricht von einem autonomen Flottensystem, die CE-Unterlage von einem assistierten Transportmittel, die Marketingfolien von lernender Umgebungserkennung und die Bedienungsanleitung von festen Sicherheitszonen.</w:t>
-      </w:r>
-    </w:p>
-    <w:p>
-      <w:pPr>
-        <w:jc w:val="left"/>
-      </w:pPr>
-      <w:r>
-        <w:t>Die Kanzlei soll keine finale technische Konformität bescheinigen, sondern entscheiden, welche Unterlagen fehlen, welche Sofortmaßnahmen nötig sind und welche Aussagen gegenüber Behörde, Kunden, Versicherer und Betroffenen vertretbar sind.</w:t>
+        <w:t>Die Verjährung der vertraglichen Ansprüche gegen Schärlein aus Q1 2026 ist im Fristenkalender notiert; Hemmungsmaßnahmen sind noch nicht ergriffen.</w:t>
       </w:r>
     </w:p>
     <w:p>
@@ -152,10 +118,7 @@
         <w:pStyle w:val="Heading3"/>
       </w:pPr>
       <w:r>
-        <w:rPr>
-          <w:rFonts w:ascii="Times New Roman" w:hAnsi="Times New Roman"/>
-        </w:rPr>
-        <w:t>Punkt 1</w:t>
+        <w:t>Sensor</w:t>
       </w:r>
     </w:p>
     <w:p>
@@ -163,7 +126,15 @@
         <w:jc w:val="left"/>
       </w:pPr>
       <w:r>
-        <w:t>Im Gespräch mit Leonie Rottkamp, Bertram Kiendl und Jasper Rodenwald wurde deutlich, dass die Produktlinie nicht mit einer einzigen rechtlichen Schublade erfasst werden kann. Die Vellbruck Robotics GmbH liefert Hardware, Steuerungssoftware, Cloudfunktionen, Wartung und gelegentlich eine kundenspezifische Parametrisierung. Beim Betreiber Münchner Feinlogistik GmbH wurden Schutzfelder verändert, ohne dass klar ist, ob dies vom Admin-Panel gedeckt oder nur technisch möglich war. Der Pflegepilot im St.-Ludgerus-Klinikum München-Sendling verschärft die Lage, weil dort Sensorik, vulnerable Personen und medizinische Nähe zusammentreffen.</w:t>
+        <w:t>Der Regress gegen OptiSense wird zurückgestellt, bis der Gutachter Szenario 3 (Sensor-/Fusionsfehler) bewertet hat; die Kalibrierzertifikate werden vorsorglich angefordert.</w:t>
+      </w:r>
+    </w:p>
+    <w:p>
+      <w:pPr>
+        <w:pStyle w:val="Heading3"/>
+      </w:pPr>
+      <w:r>
+        <w:t>Cloud</w:t>
       </w:r>
     </w:p>
     <w:p>
@@ -171,7 +142,7 @@
         <w:jc w:val="left"/>
       </w:pPr>
       <w:r>
-        <w:t>Für die anwaltliche Bearbeitung sollte zu diesem Punkt eine Belegspur angelegt werden: Dokument, Version, Datum, Verfasser, technische Quelle, rechtliche Relevanz und offene Rückfrage. Besonders gefährlich sind Formulierungen wie „selbstlernend“, „voll autonom“, „MDR-ready“, „sicher ohne Schutzzaun“ oder „keine personenbezogenen Daten“, wenn die technische Dokumentation das nicht trägt.</w:t>
+        <w:t>Der Vertrag wird gleichwohl auf Zusicherungen zur Versionierung geprüft, weil die Modellversion vom 27.05.2026 dokumentiert werden muss.</w:t>
       </w:r>
     </w:p>
     <w:p>
@@ -179,10 +150,7 @@
         <w:pStyle w:val="Heading3"/>
       </w:pPr>
       <w:r>
-        <w:rPr>
-          <w:rFonts w:ascii="Times New Roman" w:hAnsi="Times New Roman"/>
-        </w:rPr>
-        <w:t>Punkt 2</w:t>
+        <w:t>Wartung</w:t>
       </w:r>
     </w:p>
     <w:p>
@@ -190,150 +158,7 @@
         <w:jc w:val="left"/>
       </w:pPr>
       <w:r>
-        <w:t>Im Gespräch mit Leonie Rottkamp, Bertram Kiendl und Jasper Rodenwald wurde deutlich, dass die Produktlinie nicht mit einer einzigen rechtlichen Schublade erfasst werden kann. Die Vellbruck Robotics GmbH liefert Hardware, Steuerungssoftware, Cloudfunktionen, Wartung und gelegentlich eine kundenspezifische Parametrisierung. Beim Betreiber Münchner Feinlogistik GmbH wurden Schutzfelder verändert, ohne dass klar ist, ob dies vom Admin-Panel gedeckt oder nur technisch möglich war. Der Pflegepilot im St.-Ludgerus-Klinikum München-Sendling verschärft die Lage, weil dort Sensorik, vulnerable Personen und medizinische Nähe zusammentreffen.</w:t>
-      </w:r>
-    </w:p>
-    <w:p>
-      <w:pPr>
-        <w:jc w:val="left"/>
-      </w:pPr>
-      <w:r>
-        <w:t>Für die anwaltliche Bearbeitung sollte zu diesem Punkt eine Belegspur angelegt werden: Dokument, Version, Datum, Verfasser, technische Quelle, rechtliche Relevanz und offene Rückfrage. Besonders gefährlich sind Formulierungen wie „selbstlernend“, „voll autonom“, „MDR-ready“, „sicher ohne Schutzzaun“ oder „keine personenbezogenen Daten“, wenn die technische Dokumentation das nicht trägt.</w:t>
-      </w:r>
-    </w:p>
-    <w:p>
-      <w:pPr>
-        <w:pStyle w:val="Heading3"/>
-      </w:pPr>
-      <w:r>
-        <w:rPr>
-          <w:rFonts w:ascii="Times New Roman" w:hAnsi="Times New Roman"/>
-        </w:rPr>
-        <w:t>Punkt 3</w:t>
-      </w:r>
-    </w:p>
-    <w:p>
-      <w:pPr>
-        <w:jc w:val="left"/>
-      </w:pPr>
-      <w:r>
-        <w:t>Im Gespräch mit Leonie Rottkamp, Bertram Kiendl und Jasper Rodenwald wurde deutlich, dass die Produktlinie nicht mit einer einzigen rechtlichen Schublade erfasst werden kann. Die Vellbruck Robotics GmbH liefert Hardware, Steuerungssoftware, Cloudfunktionen, Wartung und gelegentlich eine kundenspezifische Parametrisierung. Beim Betreiber Münchner Feinlogistik GmbH wurden Schutzfelder verändert, ohne dass klar ist, ob dies vom Admin-Panel gedeckt oder nur technisch möglich war. Der Pflegepilot im St.-Ludgerus-Klinikum München-Sendling verschärft die Lage, weil dort Sensorik, vulnerable Personen und medizinische Nähe zusammentreffen.</w:t>
-      </w:r>
-    </w:p>
-    <w:p>
-      <w:pPr>
-        <w:jc w:val="left"/>
-      </w:pPr>
-      <w:r>
-        <w:t>Für die anwaltliche Bearbeitung sollte zu diesem Punkt eine Belegspur angelegt werden: Dokument, Version, Datum, Verfasser, technische Quelle, rechtliche Relevanz und offene Rückfrage. Besonders gefährlich sind Formulierungen wie „selbstlernend“, „voll autonom“, „MDR-ready“, „sicher ohne Schutzzaun“ oder „keine personenbezogenen Daten“, wenn die technische Dokumentation das nicht trägt.</w:t>
-      </w:r>
-    </w:p>
-    <w:p>
-      <w:pPr>
-        <w:pStyle w:val="Heading3"/>
-      </w:pPr>
-      <w:r>
-        <w:rPr>
-          <w:rFonts w:ascii="Times New Roman" w:hAnsi="Times New Roman"/>
-        </w:rPr>
-        <w:t>Punkt 4</w:t>
-      </w:r>
-    </w:p>
-    <w:p>
-      <w:pPr>
-        <w:jc w:val="left"/>
-      </w:pPr>
-      <w:r>
-        <w:t>Im Gespräch mit Leonie Rottkamp, Bertram Kiendl und Jasper Rodenwald wurde deutlich, dass die Produktlinie nicht mit einer einzigen rechtlichen Schublade erfasst werden kann. Die Vellbruck Robotics GmbH liefert Hardware, Steuerungssoftware, Cloudfunktionen, Wartung und gelegentlich eine kundenspezifische Parametrisierung. Beim Betreiber Münchner Feinlogistik GmbH wurden Schutzfelder verändert, ohne dass klar ist, ob dies vom Admin-Panel gedeckt oder nur technisch möglich war. Der Pflegepilot im St.-Ludgerus-Klinikum München-Sendling verschärft die Lage, weil dort Sensorik, vulnerable Personen und medizinische Nähe zusammentreffen.</w:t>
-      </w:r>
-    </w:p>
-    <w:p>
-      <w:pPr>
-        <w:jc w:val="left"/>
-      </w:pPr>
-      <w:r>
-        <w:t>Für die anwaltliche Bearbeitung sollte zu diesem Punkt eine Belegspur angelegt werden: Dokument, Version, Datum, Verfasser, technische Quelle, rechtliche Relevanz und offene Rückfrage. Besonders gefährlich sind Formulierungen wie „selbstlernend“, „voll autonom“, „MDR-ready“, „sicher ohne Schutzzaun“ oder „keine personenbezogenen Daten“, wenn die technische Dokumentation das nicht trägt.</w:t>
-      </w:r>
-    </w:p>
-    <w:p>
-      <w:pPr>
-        <w:pStyle w:val="Heading3"/>
-      </w:pPr>
-      <w:r>
-        <w:rPr>
-          <w:rFonts w:ascii="Times New Roman" w:hAnsi="Times New Roman"/>
-        </w:rPr>
-        <w:t>Punkt 5</w:t>
-      </w:r>
-    </w:p>
-    <w:p>
-      <w:pPr>
-        <w:jc w:val="left"/>
-      </w:pPr>
-      <w:r>
-        <w:t>Im Gespräch mit Leonie Rottkamp, Bertram Kiendl und Jasper Rodenwald wurde deutlich, dass die Produktlinie nicht mit einer einzigen rechtlichen Schublade erfasst werden kann. Die Vellbruck Robotics GmbH liefert Hardware, Steuerungssoftware, Cloudfunktionen, Wartung und gelegentlich eine kundenspezifische Parametrisierung. Beim Betreiber Münchner Feinlogistik GmbH wurden Schutzfelder verändert, ohne dass klar ist, ob dies vom Admin-Panel gedeckt oder nur technisch möglich war. Der Pflegepilot im St.-Ludgerus-Klinikum München-Sendling verschärft die Lage, weil dort Sensorik, vulnerable Personen und medizinische Nähe zusammentreffen.</w:t>
-      </w:r>
-    </w:p>
-    <w:p>
-      <w:pPr>
-        <w:jc w:val="left"/>
-      </w:pPr>
-      <w:r>
-        <w:t>Für die anwaltliche Bearbeitung sollte zu diesem Punkt eine Belegspur angelegt werden: Dokument, Version, Datum, Verfasser, technische Quelle, rechtliche Relevanz und offene Rückfrage. Besonders gefährlich sind Formulierungen wie „selbstlernend“, „voll autonom“, „MDR-ready“, „sicher ohne Schutzzaun“ oder „keine personenbezogenen Daten“, wenn die technische Dokumentation das nicht trägt.</w:t>
-      </w:r>
-    </w:p>
-    <w:p>
-      <w:pPr>
-        <w:pStyle w:val="Heading3"/>
-      </w:pPr>
-      <w:r>
-        <w:rPr>
-          <w:rFonts w:ascii="Times New Roman" w:hAnsi="Times New Roman"/>
-        </w:rPr>
-        <w:t>Punkt 6</w:t>
-      </w:r>
-    </w:p>
-    <w:p>
-      <w:pPr>
-        <w:jc w:val="left"/>
-      </w:pPr>
-      <w:r>
-        <w:t>Im Gespräch mit Leonie Rottkamp, Bertram Kiendl und Jasper Rodenwald wurde deutlich, dass die Produktlinie nicht mit einer einzigen rechtlichen Schublade erfasst werden kann. Die Vellbruck Robotics GmbH liefert Hardware, Steuerungssoftware, Cloudfunktionen, Wartung und gelegentlich eine kundenspezifische Parametrisierung. Beim Betreiber Münchner Feinlogistik GmbH wurden Schutzfelder verändert, ohne dass klar ist, ob dies vom Admin-Panel gedeckt oder nur technisch möglich war. Der Pflegepilot im St.-Ludgerus-Klinikum München-Sendling verschärft die Lage, weil dort Sensorik, vulnerable Personen und medizinische Nähe zusammentreffen.</w:t>
-      </w:r>
-    </w:p>
-    <w:p>
-      <w:pPr>
-        <w:jc w:val="left"/>
-      </w:pPr>
-      <w:r>
-        <w:t>Für die anwaltliche Bearbeitung sollte zu diesem Punkt eine Belegspur angelegt werden: Dokument, Version, Datum, Verfasser, technische Quelle, rechtliche Relevanz und offene Rückfrage. Besonders gefährlich sind Formulierungen wie „selbstlernend“, „voll autonom“, „MDR-ready“, „sicher ohne Schutzzaun“ oder „keine personenbezogenen Daten“, wenn die technische Dokumentation das nicht trägt.</w:t>
-      </w:r>
-    </w:p>
-    <w:p>
-      <w:pPr>
-        <w:pStyle w:val="Heading3"/>
-      </w:pPr>
-      <w:r>
-        <w:rPr>
-          <w:rFonts w:ascii="Times New Roman" w:hAnsi="Times New Roman"/>
-        </w:rPr>
-        <w:t>Punkt 7</w:t>
-      </w:r>
-    </w:p>
-    <w:p>
-      <w:pPr>
-        <w:jc w:val="left"/>
-      </w:pPr>
-      <w:r>
-        <w:t>Im Gespräch mit Leonie Rottkamp, Bertram Kiendl und Jasper Rodenwald wurde deutlich, dass die Produktlinie nicht mit einer einzigen rechtlichen Schublade erfasst werden kann. Die Vellbruck Robotics GmbH liefert Hardware, Steuerungssoftware, Cloudfunktionen, Wartung und gelegentlich eine kundenspezifische Parametrisierung. Beim Betreiber Münchner Feinlogistik GmbH wurden Schutzfelder verändert, ohne dass klar ist, ob dies vom Admin-Panel gedeckt oder nur technisch möglich war. Der Pflegepilot im St.-Ludgerus-Klinikum München-Sendling verschärft die Lage, weil dort Sensorik, vulnerable Personen und medizinische Nähe zusammentreffen.</w:t>
-      </w:r>
-    </w:p>
-    <w:p>
-      <w:pPr>
-        <w:jc w:val="left"/>
-      </w:pPr>
-      <w:r>
-        <w:t>Für die anwaltliche Bearbeitung sollte zu diesem Punkt eine Belegspur angelegt werden: Dokument, Version, Datum, Verfasser, technische Quelle, rechtliche Relevanz und offene Rückfrage. Besonders gefährlich sind Formulierungen wie „selbstlernend“, „voll autonom“, „MDR-ready“, „sicher ohne Schutzzaun“ oder „keine personenbezogenen Daten“, wenn die technische Dokumentation das nicht trägt.</w:t>
+        <w:t>Gegen Schärlein wird zunächst nur verjährungshemmend vorgegangen (Anspruchsanmeldung mit Verhandlungsangebot), um den Wartungspartner im laufenden Betrieb nicht zu verlieren.</w:t>
       </w:r>
     </w:p>
     <w:p>
@@ -352,7 +177,7 @@
         <w:pStyle w:val="ListBullet"/>
       </w:pPr>
       <w:r>
-        <w:t>Welche Firmware war am Unfalltag tatsächlich aktiv?</w:t>
+        <w:t>Bis wann verjähren die Ansprüche gegen Schärlein genau?</w:t>
       </w:r>
     </w:p>
     <w:p>
@@ -360,7 +185,7 @@
         <w:pStyle w:val="ListBullet"/>
       </w:pPr>
       <w:r>
-        <w:t>Welche Zweckbestimmung steht in der final ausgelieferten Anleitung?</w:t>
+        <w:t>Ergibt das Gutachten Anhaltspunkte für einen Sensorfehler?</w:t>
       </w:r>
     </w:p>
     <w:p>
@@ -368,23 +193,7 @@
         <w:pStyle w:val="ListBullet"/>
       </w:pPr>
       <w:r>
-        <w:t>Welche Schutzfeldänderungen waren technisch möglich und vertraglich erlaubt?</w:t>
-      </w:r>
-    </w:p>
-    <w:p>
-      <w:pPr>
-        <w:pStyle w:val="ListBullet"/>
-      </w:pPr>
-      <w:r>
-        <w:t>Welche personenbezogenen Daten werden lokal, in der Cloud und in Supporttickets verarbeitet?</w:t>
-      </w:r>
-    </w:p>
-    <w:p>
-      <w:pPr>
-        <w:pStyle w:val="ListBullet"/>
-      </w:pPr>
-      <w:r>
-        <w:t>Welche Aussagen wurden gegenüber Kunden, Behörde und Versicherer bereits gemacht?</w:t>
+        <w:t>Welche Modellversion lief am 27.05.2026 auf LM-104?</w:t>
       </w:r>
     </w:p>
     <w:sectPr>
